--- a/Hello_Shyam.docx
+++ b/Hello_Shyam.docx
@@ -209,24 +209,25 @@
         </w:rPr>
         <w:t>&lt;p4&gt; I am learning Microsoft Dynamics &lt;/p4&gt;</w:t>
       </w:r>
-      <w:r>
-        <w:rPr>
-          <w:rFonts w:ascii="Times New Roman" w:eastAsia="Times New Roman" w:hAnsi="Times New Roman" w:cs="Times New Roman"/>
-          <w:sz w:val="24"/>
-          <w:szCs w:val="24"/>
-          <w:lang w:eastAsia="en-IN"/>
-        </w:rPr>
-        <w:br/>
-      </w:r>
-      <w:r>
-        <w:rPr>
-          <w:rFonts w:ascii="Times New Roman" w:eastAsia="Times New Roman" w:hAnsi="Times New Roman" w:cs="Times New Roman"/>
-          <w:sz w:val="24"/>
-          <w:szCs w:val="24"/>
-          <w:lang w:eastAsia="en-IN"/>
-        </w:rPr>
-        <w:br/>
-        <w:t>&lt;button on click</w:t>
+    </w:p>
+    <w:p>
+      <w:pPr>
+        <w:spacing w:after="0" w:line="240" w:lineRule="auto"/>
+        <w:rPr>
+          <w:rFonts w:ascii="Times New Roman" w:eastAsia="Times New Roman" w:hAnsi="Times New Roman" w:cs="Times New Roman"/>
+          <w:sz w:val="24"/>
+          <w:szCs w:val="24"/>
+          <w:lang w:eastAsia="en-IN"/>
+        </w:rPr>
+      </w:pPr>
+      <w:r>
+        <w:rPr>
+          <w:rFonts w:ascii="Times New Roman" w:eastAsia="Times New Roman" w:hAnsi="Times New Roman" w:cs="Times New Roman"/>
+          <w:sz w:val="24"/>
+          <w:szCs w:val="24"/>
+          <w:lang w:eastAsia="en-IN"/>
+        </w:rPr>
+        <w:t>&lt;p5&gt; I am Learning Git Commands&lt;/p5&gt;</w:t>
       </w:r>
       <w:bookmarkStart w:id="0" w:name="_GoBack"/>
       <w:bookmarkEnd w:id="0"/>
@@ -237,7 +238,17 @@
           <w:szCs w:val="24"/>
           <w:lang w:eastAsia="en-IN"/>
         </w:rPr>
-        <w:t>="say Hello()"&gt;Click Me&lt;/button&gt;</w:t>
+        <w:br/>
+      </w:r>
+      <w:r>
+        <w:rPr>
+          <w:rFonts w:ascii="Times New Roman" w:eastAsia="Times New Roman" w:hAnsi="Times New Roman" w:cs="Times New Roman"/>
+          <w:sz w:val="24"/>
+          <w:szCs w:val="24"/>
+          <w:lang w:eastAsia="en-IN"/>
+        </w:rPr>
+        <w:br/>
+        <w:t>&lt;button on click="say Hello()"&gt;Click Me&lt;/button&gt;</w:t>
       </w:r>
       <w:r>
         <w:rPr>
